--- a/Tailored_CVs/Shinoy_Optiver_Graduate_Software_Engineer.docx
+++ b/Tailored_CVs/Shinoy_Optiver_Graduate_Software_Engineer.docx
@@ -70,7 +70,7 @@
           <w:b w:val="0"/>
           <w:sz w:val="19"/>
         </w:rPr>
-        <w:t>I am an automation engineer with experience building reliable systems and working closely with development teams in financial environments. My background includes writing clean code in Java and Python while using AI-assisted tools like Gemini Code Assist to streamline technical workflows. I hold a valid EU residence permit and am ready to start immediately.</w:t>
+        <w:t>I am a QA Automation Engineer with over eight years of experience building scalable systems and test automation frameworks using Java, Python, and SQL. I have practical experience integrating AI coding tools like Gemini Code Assist to streamline development workflows and generate robust scripts. Holding a valid EU residence permit, I am ready to contribute to real-time financial market systems at Optiver.</w:t>
       </w:r>
     </w:p>
     <w:p>
@@ -288,7 +288,7 @@
           <w:b w:val="0"/>
           <w:sz w:val="18"/>
         </w:rPr>
-        <w:t>▸ Built and maintained scalable test automation frameworks using Java and Python to ensure high reliability across financial applications.</w:t>
+        <w:t>▸ Built and maintained scalable test automation frameworks utilizing Java, Selenium, and TypeScript WDIO for financial market applications.</w:t>
       </w:r>
     </w:p>
     <w:p>
@@ -301,7 +301,7 @@
           <w:b w:val="0"/>
           <w:sz w:val="18"/>
         </w:rPr>
-        <w:t>▸ Worked closely with crossfunctional teams and product owners to translate business requirements into technical solutions.</w:t>
+        <w:t>▸ Architected automated CI/CD pipelines and provisioned reliable cloud test environments using AWS, Terraform, and Linux.</w:t>
       </w:r>
     </w:p>
     <w:p>
@@ -314,7 +314,7 @@
           <w:b w:val="0"/>
           <w:sz w:val="18"/>
         </w:rPr>
-        <w:t>▸ Improved system performance and reliability by identifying bottlenecks and optimizing code deployment processes.</w:t>
+        <w:t>▸ Executed complex Oracle SQL queries to validate large datasets and ensure data integrity across backend workflows.</w:t>
       </w:r>
     </w:p>
     <w:p>
@@ -327,7 +327,7 @@
           <w:b w:val="0"/>
           <w:sz w:val="18"/>
         </w:rPr>
-        <w:t>▸ Streamlined script generation and deployment tasks using Gemini Code Assist to improve efficiency in development workflows.</w:t>
+        <w:t>▸ Streamlined test script generation and deployment tasks by leveraging Gemini Code Assist within a microservices architecture.</w:t>
       </w:r>
     </w:p>
     <w:p>
